--- a/week-01-trust-the-gush/OP1 Why You Write.docx
+++ b/week-01-trust-the-gush/OP1 Why You Write.docx
@@ -227,7 +227,7 @@
         <w:ind w:left="720" w:right="0" w:hanging="360"/>
         <w:jc w:val="left"/>
         <w:rPr>
-          <w:rFonts w:ascii="Inter" w:cs="Inter" w:eastAsia="Inter" w:hAnsi="Inter"/>
+          <w:rFonts w:ascii="Calibri" w:cs="Calibri" w:eastAsia="Calibri" w:hAnsi="Calibri"/>
           <w:i w:val="0"/>
           <w:iCs w:val="0"/>
           <w:smallCaps w:val="0"/>
@@ -242,7 +242,7 @@
       </w:pPr>
       <w:r>
         <w:rPr>
-          <w:rFonts w:ascii="Inter" w:cs="Inter" w:eastAsia="Inter" w:hAnsi="Inter"/>
+          <w:rFonts w:ascii="Calibri" w:cs="Calibri" w:eastAsia="Calibri" w:hAnsi="Calibri"/>
           <w:b w:val="0"/>
           <w:bCs w:val="0"/>
           <w:i w:val="0"/>
@@ -282,7 +282,7 @@
         <w:ind w:left="720" w:right="0" w:hanging="360"/>
         <w:jc w:val="left"/>
         <w:rPr>
-          <w:rFonts w:ascii="Inter" w:cs="Inter" w:eastAsia="Inter" w:hAnsi="Inter"/>
+          <w:rFonts w:ascii="Calibri" w:cs="Calibri" w:eastAsia="Calibri" w:hAnsi="Calibri"/>
           <w:i w:val="0"/>
           <w:iCs w:val="0"/>
           <w:smallCaps w:val="0"/>
@@ -297,7 +297,7 @@
       </w:pPr>
       <w:r>
         <w:rPr>
-          <w:rFonts w:ascii="Inter" w:cs="Inter" w:eastAsia="Inter" w:hAnsi="Inter"/>
+          <w:rFonts w:ascii="Calibri" w:cs="Calibri" w:eastAsia="Calibri" w:hAnsi="Calibri"/>
           <w:b w:val="0"/>
           <w:bCs w:val="0"/>
           <w:i w:val="0"/>
@@ -337,7 +337,7 @@
         <w:ind w:left="720" w:right="0" w:hanging="360"/>
         <w:jc w:val="left"/>
         <w:rPr>
-          <w:rFonts w:ascii="Inter" w:cs="Inter" w:eastAsia="Inter" w:hAnsi="Inter"/>
+          <w:rFonts w:ascii="Calibri" w:cs="Calibri" w:eastAsia="Calibri" w:hAnsi="Calibri"/>
           <w:i w:val="0"/>
           <w:iCs w:val="0"/>
           <w:smallCaps w:val="0"/>
@@ -352,7 +352,7 @@
       </w:pPr>
       <w:r>
         <w:rPr>
-          <w:rFonts w:ascii="Inter" w:cs="Inter" w:eastAsia="Inter" w:hAnsi="Inter"/>
+          <w:rFonts w:ascii="Calibri" w:cs="Calibri" w:eastAsia="Calibri" w:hAnsi="Calibri"/>
           <w:b w:val="0"/>
           <w:bCs w:val="0"/>
           <w:i w:val="0"/>
@@ -993,7 +993,7 @@
   <w:docDefaults>
     <w:rPrDefault>
       <w:rPr>
-        <w:rFonts w:ascii="Inter" w:cs="Inter" w:eastAsia="Inter" w:hAnsi="Inter"/>
+        <w:rFonts w:ascii="Calibri" w:cs="Calibri" w:eastAsia="Calibri" w:hAnsi="Calibri"/>
         <w:sz w:val="22"/>
         <w:szCs w:val="22"/>
         <w:lang w:val="en"/>
@@ -1029,7 +1029,7 @@
       <w:spacing w:after="0" w:before="0" w:lineRule="auto"/>
     </w:pPr>
     <w:rPr>
-      <w:rFonts w:ascii="Inter" w:cs="Inter" w:eastAsia="Inter" w:hAnsi="Inter"/>
+      <w:rFonts w:ascii="Calibri" w:cs="Calibri" w:eastAsia="Calibri" w:hAnsi="Calibri"/>
       <w:b w:val="1"/>
       <w:bCs w:val="1"/>
       <w:color w:val="366091"/>
@@ -1047,7 +1047,7 @@
       <w:spacing w:after="0" w:before="200" w:lineRule="auto"/>
     </w:pPr>
     <w:rPr>
-      <w:rFonts w:ascii="Inter" w:cs="Inter" w:eastAsia="Inter" w:hAnsi="Inter"/>
+      <w:rFonts w:ascii="Calibri" w:cs="Calibri" w:eastAsia="Calibri" w:hAnsi="Calibri"/>
       <w:b w:val="1"/>
       <w:bCs w:val="1"/>
       <w:color w:val="4f81bd"/>
@@ -1130,7 +1130,7 @@
       <w:spacing w:after="300" w:line="240" w:lineRule="auto"/>
     </w:pPr>
     <w:rPr>
-      <w:rFonts w:ascii="Inter" w:cs="Inter" w:eastAsia="Inter" w:hAnsi="Inter"/>
+      <w:rFonts w:ascii="Calibri" w:cs="Calibri" w:eastAsia="Calibri" w:hAnsi="Calibri"/>
       <w:color w:val="17365d"/>
       <w:sz w:val="52"/>
       <w:szCs w:val="52"/>

--- a/week-01-trust-the-gush/OP1 Why You Write.docx
+++ b/week-01-trust-the-gush/OP1 Why You Write.docx
@@ -436,13 +436,13 @@
           <w:highlight w:val="yellow"/>
           <w:rtl w:val="0"/>
         </w:rPr>
-        <w:t xml:space="preserve">This One-Pager is your own writing, drafted live in Journaler.</w:t>
-      </w:r>
-      <w:r>
-        <w:rPr>
-          <w:rtl w:val="0"/>
-        </w:rPr>
-        <w:t xml:space="preserve"> You’ll write alongside your classmates, but the words are yours. After the buzzer, Journaler’s reflection partner asks how the writing went — about the experience, not the content. It never supplies your words. The thinking here has to be yours, and that is the whole point.</w:t>
+        <w:t xml:space="preserve">After the gush, you have the opportunity to reflect — either on your own or with Journaler’s onboard AI reflection partner. Turn AI on or off to access each option.</w:t>
+      </w:r>
+      <w:r>
+        <w:rPr>
+          <w:rtl w:val="0"/>
+        </w:rPr>
+        <w:t xml:space="preserve"/>
       </w:r>
     </w:p>
     <w:p>

--- a/week-01-trust-the-gush/OP1 Why You Write.docx
+++ b/week-01-trust-the-gush/OP1 Why You Write.docx
@@ -405,6 +405,7 @@
           <w:ilvl w:val="0"/>
           <w:numId w:val="2"/>
         </w:numPr>
+        <w:spacing w:before="0" w:after="0"/>
         <w:ind w:left="720" w:hanging="360"/>
         <w:rPr/>
       </w:pPr>
